--- a/КПП/Том СПС КПП/АОСР 2-СПС-КПП.docx
+++ b/КПП/Том СПС КПП/АОСР 2-СПС-КПП.docx
@@ -3047,7 +3047,7 @@
                 <w:i/>
                 <w:iCs/>
               </w:rPr>
-              <w:t xml:space="preserve">Монтаж кабеленесущей системы СПС</w:t>
+              <w:t xml:space="preserve">Монтаж кабеленесущей системы</w:t>
             </w:r>
           </w:p>
         </w:tc>
@@ -3089,7 +3089,7 @@
                 <w:i/>
                 <w:iCs/>
               </w:rPr>
-              <w:t xml:space="preserve">(здание КПП).</w:t>
+              <w:t xml:space="preserve"/>
             </w:r>
           </w:p>
         </w:tc>
@@ -3261,7 +3261,7 @@
                 <w:iCs/>
               </w:rPr>
               <w:lastRenderedPageBreak/>
-              <w:t xml:space="preserve">лист 3. Разработчик ООО «АльтЭн», разработал Иванчук М.В.</w:t>
+              <w:t xml:space="preserve">лист 3. Разработчик — ООО «АльтЭн», ОГРН 1024000944098, ИНН 4025062969.</w:t>
             </w:r>
           </w:p>
         </w:tc>
@@ -3404,49 +3404,7 @@
                 <w:i/>
                 <w:iCs/>
               </w:rPr>
-              <w:t xml:space="preserve">Кабель-канал магистральный 25×16 ЭЛЕКОР, IEK — 20 м (документ о качестве — реестр, поз. 4).</w:t>
-            </w:r>
-          </w:p>
-        </w:tc>
-      </w:tr>
-      <w:tr>
-        <w:tblPrEx>
-          <w:tblCellMar>
-            <w:top w:w="0" w:type="dxa"/>
-            <w:bottom w:w="0" w:type="dxa"/>
-          </w:tblCellMar>
-        </w:tblPrEx>
-        <w:trPr>
-          <w:gridAfter w:val="1"/>
-          <w:wAfter w:w="349" w:type="dxa"/>
-          <w:cantSplit/>
-          <w:trHeight w:val="235"/>
-        </w:trPr>
-        <w:tc>
-          <w:tcPr>
-            <w:tcW w:w="9851" w:type="dxa"/>
-            <w:gridSpan w:val="19"/>
-            <w:tcBorders>
-              <w:top w:val="none" w:sz="0" w:space="0" w:color="FFFFFF"/>
-              <w:left w:val="none" w:sz="0" w:space="0" w:color="FFFFFF"/>
-              <w:bottom w:val="single" w:sz="4" w:space="0" w:color="000000"/>
-              <w:right w:val="none" w:sz="0" w:space="0" w:color="FFFFFF"/>
-            </w:tcBorders>
-            <w:tcMar>
-              <w:top w:w="0" w:type="dxa"/>
-              <w:left w:w="28" w:type="dxa"/>
-              <w:bottom w:w="0" w:type="dxa"/>
-              <w:right w:w="28" w:type="dxa"/>
-            </w:tcMar>
-            <w:vAlign w:val="bottom"/>
-          </w:tcPr>
-          <w:p>
-            <w:r>
-              <w:rPr>
-                <w:i/>
-                <w:iCs/>
-              </w:rPr>
-              <w:t xml:space="preserve">Реквизиты документов (сертификатов, паспортов, писем) — в Реестре документов о качестве (том СПС, здание КПП), являющемся неотъемлемой частью настоящего акта (приложение 1).</w:t>
+              <w:t xml:space="preserve">Кабель-канал магистральный 25×16 ЭЛЕКОР — сертификат соответствия № ЕАЭС RU C-RU.НВ88.В.00177/25 от 19.02.2025 (реестр, поз. 4); решение об отказе № 3035 от 23.11.2022 (реестр, поз. 5).</w:t>
             </w:r>
           </w:p>
         </w:tc>
@@ -3625,7 +3583,7 @@
                 <w:i/>
                 <w:iCs/>
               </w:rPr>
-              <w:t xml:space="preserve">Исполнительная схема 16/1/26-ИД-КПП, лист 2.</w:t>
+              <w:t xml:space="preserve">Исполнительная схема 16/1/26-АПС,СОУЭ-ИД-КПП, лист 2.</w:t>
             </w:r>
           </w:p>
         </w:tc>
@@ -4343,7 +4301,7 @@
                 <w:i/>
                 <w:iCs/>
               </w:rPr>
-              <w:t xml:space="preserve">СП 6.13130.2025; ГОСТ 31565-2012;</w:t>
+              <w:t xml:space="preserve">СП 76.13330.2016, п. 6.3.2;</w:t>
             </w:r>
           </w:p>
         </w:tc>
@@ -4385,7 +4343,7 @@
                 <w:i/>
                 <w:iCs/>
               </w:rPr>
-              <w:t xml:space="preserve">ГОСТ Р 59638-2021; ГОСТ Р 59639-2021; СП 76.13330.2016;</w:t>
+              <w:t xml:space="preserve">СП 6.13130.2025, пп. 6.4, 6.5;</w:t>
             </w:r>
           </w:p>
         </w:tc>
@@ -4570,7 +4528,7 @@
                 <w:i/>
                 <w:iCs/>
               </w:rPr>
-              <w:t xml:space="preserve">Прокладка кабельных линий СПС (акт № 3-СПС-КПП).</w:t>
+              <w:t xml:space="preserve">Прокладка кабельных линий СПС.</w:t>
             </w:r>
           </w:p>
         </w:tc>
@@ -5046,7 +5004,7 @@
                 <w:i/>
                 <w:iCs/>
               </w:rPr>
-              <w:t xml:space="preserve">Исполнительная схема 16/1/26-ИД-КПП, лист 2.</w:t>
+              <w:t xml:space="preserve">Исполнительная схема 16/1/26-АПС,СОУЭ-ИД-КПП, лист 2.</w:t>
             </w:r>
           </w:p>
         </w:tc>
